--- a/Documentation/Open Energy Gateway User Documentation.docx
+++ b/Documentation/Open Energy Gateway User Documentation.docx
@@ -282,13 +282,25 @@
           <w:bCs/>
           <w:lang w:val="en-GB"/>
         </w:rPr>
-        <w:t xml:space="preserve">. </w:t>
-      </w:r>
-      <w:r>
-        <w:rPr>
-          <w:lang w:val="en-GB"/>
-        </w:rPr>
-        <w:t>If it does not automatically go to this IP address, then enter the IP address in you browser.</w:t>
+        <w:t xml:space="preserve"> </w:t>
+      </w:r>
+      <w:r>
+        <w:rPr>
+          <w:lang w:val="en-GB"/>
+        </w:rPr>
+        <w:t xml:space="preserve">If it does not automatically go to this IP address, then enter the IP address in </w:t>
+      </w:r>
+      <w:r>
+        <w:rPr>
+          <w:lang w:val="en-GB"/>
+        </w:rPr>
+        <w:t>your</w:t>
+      </w:r>
+      <w:r>
+        <w:rPr>
+          <w:lang w:val="en-GB"/>
+        </w:rPr>
+        <w:t xml:space="preserve"> browser.</w:t>
       </w:r>
     </w:p>
     <w:p>
@@ -313,6 +325,401 @@
       <w:pPr>
         <w:pStyle w:val="ListParagraph"/>
         <w:numPr>
+          <w:ilvl w:val="0"/>
+          <w:numId w:val="1"/>
+        </w:numPr>
+        <w:rPr>
+          <w:lang w:val="en-GB"/>
+        </w:rPr>
+      </w:pPr>
+      <w:r>
+        <w:rPr>
+          <w:lang w:val="en-GB"/>
+        </w:rPr>
+        <w:t>Tap on “Configure WiFi”</w:t>
+      </w:r>
+    </w:p>
+    <w:p>
+      <w:pPr>
+        <w:pStyle w:val="ListParagraph"/>
+        <w:numPr>
+          <w:ilvl w:val="0"/>
+          <w:numId w:val="1"/>
+        </w:numPr>
+        <w:rPr>
+          <w:lang w:val="en-GB"/>
+        </w:rPr>
+      </w:pPr>
+      <w:r>
+        <w:rPr>
+          <w:lang w:val="en-GB"/>
+        </w:rPr>
+        <w:t>Then a screen will come up listing all the available Wifi networks. Select the WiFi you want to connect to here.</w:t>
+      </w:r>
+    </w:p>
+    <w:p>
+      <w:pPr>
+        <w:pStyle w:val="ListParagraph"/>
+        <w:numPr>
+          <w:ilvl w:val="0"/>
+          <w:numId w:val="1"/>
+        </w:numPr>
+        <w:rPr>
+          <w:lang w:val="en-GB"/>
+        </w:rPr>
+      </w:pPr>
+      <w:r>
+        <w:rPr>
+          <w:lang w:val="en-GB"/>
+        </w:rPr>
+        <w:t>Type in you WiFi password and tap save.</w:t>
+      </w:r>
+    </w:p>
+    <w:p>
+      <w:pPr>
+        <w:ind w:left="3370" w:hanging="3370"/>
+        <w:rPr>
+          <w:lang w:val="en-GB"/>
+        </w:rPr>
+      </w:pPr>
+      <w:r>
+        <w:rPr>
+          <w:lang w:val="en-GB"/>
+        </w:rPr>
+        <w:t>1.</w:t>
+      </w:r>
+      <w:r>
+        <w:rPr>
+          <w:lang w:val="en-GB"/>
+        </w:rPr>
+        <w:t xml:space="preserve"> </w:t>
+      </w:r>
+      <w:r>
+        <w:rPr>
+          <w:lang w:val="en-GB"/>
+        </w:rPr>
+        <w:t>Click on “Configure WiFi”</w:t>
+      </w:r>
+      <w:r>
+        <w:rPr>
+          <w:lang w:val="en-GB"/>
+        </w:rPr>
+        <w:tab/>
+      </w:r>
+      <w:r>
+        <w:rPr>
+          <w:lang w:val="en-GB"/>
+        </w:rPr>
+        <w:t xml:space="preserve">2. </w:t>
+      </w:r>
+      <w:r>
+        <w:rPr>
+          <w:lang w:val="en-GB"/>
+        </w:rPr>
+        <w:t>Click on your WiFi network</w:t>
+      </w:r>
+      <w:r>
+        <w:rPr>
+          <w:lang w:val="en-GB"/>
+        </w:rPr>
+        <w:tab/>
+      </w:r>
+      <w:r>
+        <w:rPr>
+          <w:lang w:val="en-GB"/>
+        </w:rPr>
+        <w:t xml:space="preserve">3. </w:t>
+      </w:r>
+      <w:r>
+        <w:rPr>
+          <w:lang w:val="en-GB"/>
+        </w:rPr>
+        <w:t>Click Save.</w:t>
+      </w:r>
+      <w:r>
+        <w:rPr>
+          <w:lang w:val="en-GB"/>
+        </w:rPr>
+        <w:br/>
+        <w:t>Enter your password.</w:t>
+      </w:r>
+    </w:p>
+    <w:p>
+      <w:pPr>
+        <w:rPr>
+          <w:lang w:val="en-GB"/>
+        </w:rPr>
+      </w:pPr>
+      <w:r>
+        <w:rPr>
+          <w:noProof/>
+          <w:lang w:val="en-GB"/>
+        </w:rPr>
+        <w:drawing>
+          <wp:anchor distT="0" distB="0" distL="114300" distR="114300" simplePos="0" relativeHeight="251659264" behindDoc="1" locked="0" layoutInCell="1" allowOverlap="1" wp14:anchorId="52C42492" wp14:editId="2CABE78C">
+            <wp:simplePos x="0" y="0"/>
+            <wp:positionH relativeFrom="margin">
+              <wp:align>right</wp:align>
+            </wp:positionH>
+            <wp:positionV relativeFrom="paragraph">
+              <wp:posOffset>2540</wp:posOffset>
+            </wp:positionV>
+            <wp:extent cx="1712595" cy="3672840"/>
+            <wp:effectExtent l="0" t="0" r="1905" b="3810"/>
+            <wp:wrapNone/>
+            <wp:docPr id="2017535996" name="Picture 2" descr="A screenshot of a login screen"/>
+            <wp:cNvGraphicFramePr>
+              <a:graphicFrameLocks xmlns:a="http://schemas.openxmlformats.org/drawingml/2006/main" noChangeAspect="1"/>
+            </wp:cNvGraphicFramePr>
+            <a:graphic xmlns:a="http://schemas.openxmlformats.org/drawingml/2006/main">
+              <a:graphicData uri="http://schemas.openxmlformats.org/drawingml/2006/picture">
+                <pic:pic xmlns:pic="http://schemas.openxmlformats.org/drawingml/2006/picture">
+                  <pic:nvPicPr>
+                    <pic:cNvPr id="2017535996" name="Picture 2" descr="A screenshot of a login screen"/>
+                    <pic:cNvPicPr/>
+                  </pic:nvPicPr>
+                  <pic:blipFill>
+                    <a:blip r:embed="rId5" cstate="print">
+                      <a:extLst>
+                        <a:ext uri="{28A0092B-C50C-407E-A947-70E740481C1C}">
+                          <a14:useLocalDpi xmlns:a14="http://schemas.microsoft.com/office/drawing/2010/main" val="0"/>
+                        </a:ext>
+                      </a:extLst>
+                    </a:blip>
+                    <a:stretch>
+                      <a:fillRect/>
+                    </a:stretch>
+                  </pic:blipFill>
+                  <pic:spPr>
+                    <a:xfrm>
+                      <a:off x="0" y="0"/>
+                      <a:ext cx="1712595" cy="3672840"/>
+                    </a:xfrm>
+                    <a:prstGeom prst="rect">
+                      <a:avLst/>
+                    </a:prstGeom>
+                  </pic:spPr>
+                </pic:pic>
+              </a:graphicData>
+            </a:graphic>
+            <wp14:sizeRelH relativeFrom="margin">
+              <wp14:pctWidth>0</wp14:pctWidth>
+            </wp14:sizeRelH>
+            <wp14:sizeRelV relativeFrom="margin">
+              <wp14:pctHeight>0</wp14:pctHeight>
+            </wp14:sizeRelV>
+          </wp:anchor>
+        </w:drawing>
+      </w:r>
+      <w:r>
+        <w:rPr>
+          <w:noProof/>
+          <w:lang w:val="en-GB"/>
+        </w:rPr>
+        <w:drawing>
+          <wp:anchor distT="0" distB="0" distL="114300" distR="114300" simplePos="0" relativeHeight="251658240" behindDoc="1" locked="0" layoutInCell="1" allowOverlap="1" wp14:anchorId="35E98A2C" wp14:editId="049F281B">
+            <wp:simplePos x="0" y="0"/>
+            <wp:positionH relativeFrom="margin">
+              <wp:align>left</wp:align>
+            </wp:positionH>
+            <wp:positionV relativeFrom="paragraph">
+              <wp:posOffset>242570</wp:posOffset>
+            </wp:positionV>
+            <wp:extent cx="1742440" cy="3736340"/>
+            <wp:effectExtent l="0" t="0" r="0" b="0"/>
+            <wp:wrapNone/>
+            <wp:docPr id="1137550407" name="Picture 1" descr="A screenshot of a phone&#10;&#10;AI-generated content may be incorrect."/>
+            <wp:cNvGraphicFramePr>
+              <a:graphicFrameLocks xmlns:a="http://schemas.openxmlformats.org/drawingml/2006/main" noChangeAspect="1"/>
+            </wp:cNvGraphicFramePr>
+            <a:graphic xmlns:a="http://schemas.openxmlformats.org/drawingml/2006/main">
+              <a:graphicData uri="http://schemas.openxmlformats.org/drawingml/2006/picture">
+                <pic:pic xmlns:pic="http://schemas.openxmlformats.org/drawingml/2006/picture">
+                  <pic:nvPicPr>
+                    <pic:cNvPr id="1137550407" name="Picture 1" descr="A screenshot of a phone&#10;&#10;AI-generated content may be incorrect."/>
+                    <pic:cNvPicPr/>
+                  </pic:nvPicPr>
+                  <pic:blipFill>
+                    <a:blip r:embed="rId6" cstate="print">
+                      <a:extLst>
+                        <a:ext uri="{28A0092B-C50C-407E-A947-70E740481C1C}">
+                          <a14:useLocalDpi xmlns:a14="http://schemas.microsoft.com/office/drawing/2010/main" val="0"/>
+                        </a:ext>
+                      </a:extLst>
+                    </a:blip>
+                    <a:stretch>
+                      <a:fillRect/>
+                    </a:stretch>
+                  </pic:blipFill>
+                  <pic:spPr>
+                    <a:xfrm>
+                      <a:off x="0" y="0"/>
+                      <a:ext cx="1742440" cy="3736340"/>
+                    </a:xfrm>
+                    <a:prstGeom prst="rect">
+                      <a:avLst/>
+                    </a:prstGeom>
+                  </pic:spPr>
+                </pic:pic>
+              </a:graphicData>
+            </a:graphic>
+            <wp14:sizeRelV relativeFrom="margin">
+              <wp14:pctHeight>0</wp14:pctHeight>
+            </wp14:sizeRelV>
+          </wp:anchor>
+        </w:drawing>
+      </w:r>
+      <w:r>
+        <w:rPr>
+          <w:lang w:val="en-GB"/>
+        </w:rPr>
+        <w:drawing>
+          <wp:anchor distT="0" distB="0" distL="114300" distR="114300" simplePos="0" relativeHeight="251660288" behindDoc="0" locked="0" layoutInCell="1" allowOverlap="1" wp14:anchorId="11C4F0C3" wp14:editId="25FC10B8">
+            <wp:simplePos x="0" y="0"/>
+            <wp:positionH relativeFrom="margin">
+              <wp:posOffset>2060557</wp:posOffset>
+            </wp:positionH>
+            <wp:positionV relativeFrom="paragraph">
+              <wp:posOffset>175528</wp:posOffset>
+            </wp:positionV>
+            <wp:extent cx="1642707" cy="2187788"/>
+            <wp:effectExtent l="0" t="0" r="0" b="3175"/>
+            <wp:wrapNone/>
+            <wp:docPr id="1937326250" name="Picture 1" descr="A screenshot of a login screen&#10;&#10;AI-generated content may be incorrect."/>
+            <wp:cNvGraphicFramePr>
+              <a:graphicFrameLocks xmlns:a="http://schemas.openxmlformats.org/drawingml/2006/main" noChangeAspect="1"/>
+            </wp:cNvGraphicFramePr>
+            <a:graphic xmlns:a="http://schemas.openxmlformats.org/drawingml/2006/main">
+              <a:graphicData uri="http://schemas.openxmlformats.org/drawingml/2006/picture">
+                <pic:pic xmlns:pic="http://schemas.openxmlformats.org/drawingml/2006/picture">
+                  <pic:nvPicPr>
+                    <pic:cNvPr id="1937326250" name="Picture 1" descr="A screenshot of a login screen&#10;&#10;AI-generated content may be incorrect."/>
+                    <pic:cNvPicPr/>
+                  </pic:nvPicPr>
+                  <pic:blipFill>
+                    <a:blip r:embed="rId7" cstate="print">
+                      <a:extLst>
+                        <a:ext uri="{28A0092B-C50C-407E-A947-70E740481C1C}">
+                          <a14:useLocalDpi xmlns:a14="http://schemas.microsoft.com/office/drawing/2010/main" val="0"/>
+                        </a:ext>
+                      </a:extLst>
+                    </a:blip>
+                    <a:stretch>
+                      <a:fillRect/>
+                    </a:stretch>
+                  </pic:blipFill>
+                  <pic:spPr>
+                    <a:xfrm>
+                      <a:off x="0" y="0"/>
+                      <a:ext cx="1642707" cy="2187788"/>
+                    </a:xfrm>
+                    <a:prstGeom prst="rect">
+                      <a:avLst/>
+                    </a:prstGeom>
+                  </pic:spPr>
+                </pic:pic>
+              </a:graphicData>
+            </a:graphic>
+            <wp14:sizeRelH relativeFrom="margin">
+              <wp14:pctWidth>0</wp14:pctWidth>
+            </wp14:sizeRelH>
+            <wp14:sizeRelV relativeFrom="margin">
+              <wp14:pctHeight>0</wp14:pctHeight>
+            </wp14:sizeRelV>
+          </wp:anchor>
+        </w:drawing>
+      </w:r>
+      <w:r>
+        <w:rPr>
+          <w:lang w:val="en-GB"/>
+        </w:rPr>
+        <w:tab/>
+      </w:r>
+      <w:r>
+        <w:rPr>
+          <w:lang w:val="en-GB"/>
+        </w:rPr>
+        <w:tab/>
+      </w:r>
+      <w:r>
+        <w:rPr>
+          <w:lang w:val="en-GB"/>
+        </w:rPr>
+        <w:tab/>
+      </w:r>
+      <w:r>
+        <w:rPr>
+          <w:lang w:val="en-GB"/>
+        </w:rPr>
+        <w:tab/>
+      </w:r>
+      <w:r>
+        <w:rPr>
+          <w:lang w:val="en-GB"/>
+        </w:rPr>
+        <w:tab/>
+      </w:r>
+    </w:p>
+    <w:p>
+      <w:pPr>
+        <w:rPr>
+          <w:lang w:val="en-GB"/>
+        </w:rPr>
+      </w:pPr>
+      <w:r>
+        <w:rPr>
+          <w:lang w:val="en-GB"/>
+        </w:rPr>
+        <w:br w:type="page"/>
+      </w:r>
+    </w:p>
+    <w:p>
+      <w:pPr>
+        <w:pStyle w:val="ListParagraph"/>
+        <w:numPr>
+          <w:ilvl w:val="0"/>
+          <w:numId w:val="1"/>
+        </w:numPr>
+        <w:rPr>
+          <w:lang w:val="en-GB"/>
+        </w:rPr>
+      </w:pPr>
+      <w:r>
+        <w:rPr>
+          <w:lang w:val="en-GB"/>
+        </w:rPr>
+        <w:lastRenderedPageBreak/>
+        <w:t xml:space="preserve">Once connected the WiFi Hotspot created will no longer be available. The gateway will go from </w:t>
+      </w:r>
+      <w:r>
+        <w:rPr>
+          <w:lang w:val="en-GB"/>
+        </w:rPr>
+        <w:t>Access point mode to Station mode.</w:t>
+      </w:r>
+    </w:p>
+    <w:p>
+      <w:pPr>
+        <w:pStyle w:val="ListParagraph"/>
+        <w:numPr>
+          <w:ilvl w:val="0"/>
+          <w:numId w:val="1"/>
+        </w:numPr>
+        <w:rPr>
+          <w:lang w:val="en-GB"/>
+        </w:rPr>
+      </w:pPr>
+      <w:r>
+        <w:rPr>
+          <w:lang w:val="en-GB"/>
+        </w:rPr>
+        <w:t>Go to the WiFi settings of your phone</w:t>
+      </w:r>
+    </w:p>
+    <w:p>
+      <w:pPr>
+        <w:pStyle w:val="ListParagraph"/>
+        <w:numPr>
           <w:ilvl w:val="1"/>
           <w:numId w:val="1"/>
         </w:numPr>
@@ -324,66 +731,6 @@
         <w:rPr>
           <w:lang w:val="en-GB"/>
         </w:rPr>
-        <w:t>Sdfsd</w:t>
-      </w:r>
-    </w:p>
-    <w:p>
-      <w:pPr>
-        <w:pStyle w:val="ListParagraph"/>
-        <w:numPr>
-          <w:ilvl w:val="0"/>
-          <w:numId w:val="1"/>
-        </w:numPr>
-        <w:rPr>
-          <w:lang w:val="en-GB"/>
-        </w:rPr>
-      </w:pPr>
-      <w:r>
-        <w:rPr>
-          <w:lang w:val="en-GB"/>
-        </w:rPr>
-        <w:t xml:space="preserve">Once connected the WiFi Hotspot created will no longer be available. The gateway will go from </w:t>
-      </w:r>
-      <w:r>
-        <w:rPr>
-          <w:lang w:val="en-GB"/>
-        </w:rPr>
-        <w:t>Access point mode to Station mode.</w:t>
-      </w:r>
-    </w:p>
-    <w:p>
-      <w:pPr>
-        <w:pStyle w:val="ListParagraph"/>
-        <w:numPr>
-          <w:ilvl w:val="0"/>
-          <w:numId w:val="1"/>
-        </w:numPr>
-        <w:rPr>
-          <w:lang w:val="en-GB"/>
-        </w:rPr>
-      </w:pPr>
-      <w:r>
-        <w:rPr>
-          <w:lang w:val="en-GB"/>
-        </w:rPr>
-        <w:t>Go to the WiFi settings of your phone</w:t>
-      </w:r>
-    </w:p>
-    <w:p>
-      <w:pPr>
-        <w:pStyle w:val="ListParagraph"/>
-        <w:numPr>
-          <w:ilvl w:val="1"/>
-          <w:numId w:val="1"/>
-        </w:numPr>
-        <w:rPr>
-          <w:lang w:val="en-GB"/>
-        </w:rPr>
-      </w:pPr>
-      <w:r>
-        <w:rPr>
-          <w:lang w:val="en-GB"/>
-        </w:rPr>
         <w:t>Connect to the same WiFi network as the gateway.</w:t>
       </w:r>
     </w:p>
@@ -735,7 +1082,6 @@
         <w:rPr>
           <w:lang w:val="en-GB"/>
         </w:rPr>
-        <w:lastRenderedPageBreak/>
         <w:t>Wait for the Gateway to power up</w:t>
       </w:r>
     </w:p>
@@ -811,19 +1157,19 @@
         <w:rPr>
           <w:lang w:val="en-GB"/>
         </w:rPr>
-        <w:t>Download and in</w:t>
-      </w:r>
-      <w:r>
-        <w:rPr>
-          <w:lang w:val="en-GB"/>
-        </w:rPr>
-        <w:t xml:space="preserve">stall </w:t>
-      </w:r>
-      <w:r>
-        <w:rPr>
-          <w:lang w:val="en-GB"/>
-        </w:rPr>
-        <w:t xml:space="preserve">Advanced IP Scanner. </w:t>
+        <w:t xml:space="preserve">There are two ways to find and connect to the </w:t>
+      </w:r>
+      <w:r>
+        <w:rPr>
+          <w:lang w:val="en-GB"/>
+        </w:rPr>
+        <w:t xml:space="preserve">gateway on your local network. One by using an IP Scanner tool, two by logging into your WiFi router and </w:t>
+      </w:r>
+      <w:r>
+        <w:rPr>
+          <w:lang w:val="en-GB"/>
+        </w:rPr>
+        <w:t>seeing all the devices listed there.</w:t>
       </w:r>
     </w:p>
     <w:p>
@@ -834,10 +1180,70 @@
           <w:numId w:val="3"/>
         </w:numPr>
         <w:rPr>
-          <w:lang w:val="en-GB"/>
-        </w:rPr>
-      </w:pPr>
-      <w:hyperlink r:id="rId5" w:history="1">
+          <w:b/>
+          <w:bCs/>
+          <w:lang w:val="en-GB"/>
+        </w:rPr>
+      </w:pPr>
+      <w:r>
+        <w:rPr>
+          <w:b/>
+          <w:bCs/>
+          <w:lang w:val="en-GB"/>
+        </w:rPr>
+        <w:t xml:space="preserve">Method </w:t>
+      </w:r>
+      <w:r>
+        <w:rPr>
+          <w:b/>
+          <w:bCs/>
+          <w:lang w:val="en-GB"/>
+        </w:rPr>
+        <w:t>One, by using an IP Scanner tool</w:t>
+      </w:r>
+    </w:p>
+    <w:p>
+      <w:pPr>
+        <w:pStyle w:val="ListParagraph"/>
+        <w:numPr>
+          <w:ilvl w:val="2"/>
+          <w:numId w:val="3"/>
+        </w:numPr>
+        <w:rPr>
+          <w:lang w:val="en-GB"/>
+        </w:rPr>
+      </w:pPr>
+      <w:r>
+        <w:rPr>
+          <w:lang w:val="en-GB"/>
+        </w:rPr>
+        <w:t>Download and in</w:t>
+      </w:r>
+      <w:r>
+        <w:rPr>
+          <w:lang w:val="en-GB"/>
+        </w:rPr>
+        <w:t xml:space="preserve">stall </w:t>
+      </w:r>
+      <w:r>
+        <w:rPr>
+          <w:lang w:val="en-GB"/>
+        </w:rPr>
+        <w:t xml:space="preserve">Advanced IP Scanner. </w:t>
+      </w:r>
+    </w:p>
+    <w:p>
+      <w:pPr>
+        <w:pStyle w:val="ListParagraph"/>
+        <w:numPr>
+          <w:ilvl w:val="2"/>
+          <w:numId w:val="3"/>
+        </w:numPr>
+        <w:rPr>
+          <w:lang w:val="en-GB"/>
+        </w:rPr>
+      </w:pPr>
+      <w:hyperlink r:id="rId8" w:history="1">
         <w:r>
           <w:rPr>
             <w:rStyle w:val="Hyperlink"/>
@@ -851,6 +1257,138 @@
       <w:pPr>
         <w:pStyle w:val="ListParagraph"/>
         <w:numPr>
+          <w:ilvl w:val="2"/>
+          <w:numId w:val="3"/>
+        </w:numPr>
+        <w:rPr>
+          <w:lang w:val="en-GB"/>
+        </w:rPr>
+      </w:pPr>
+      <w:r>
+        <w:rPr>
+          <w:lang w:val="en-GB"/>
+        </w:rPr>
+        <w:t>Scan the range of you local WiFi Netwo</w:t>
+      </w:r>
+      <w:r>
+        <w:rPr>
+          <w:lang w:val="en-GB"/>
+        </w:rPr>
+        <w:t>r</w:t>
+      </w:r>
+      <w:r>
+        <w:rPr>
+          <w:lang w:val="en-GB"/>
+        </w:rPr>
+        <w:t>k</w:t>
+      </w:r>
+    </w:p>
+    <w:p>
+      <w:pPr>
+        <w:pStyle w:val="ListParagraph"/>
+        <w:numPr>
+          <w:ilvl w:val="2"/>
+          <w:numId w:val="3"/>
+        </w:numPr>
+        <w:rPr>
+          <w:lang w:val="en-GB"/>
+        </w:rPr>
+      </w:pPr>
+      <w:r>
+        <w:rPr>
+          <w:lang w:val="en-GB"/>
+        </w:rPr>
+        <w:t xml:space="preserve">Look for </w:t>
+      </w:r>
+      <w:r>
+        <w:rPr>
+          <w:lang w:val="en-GB"/>
+        </w:rPr>
+        <w:t>AmpX-Energy-Gateway.lan</w:t>
+      </w:r>
+    </w:p>
+    <w:p>
+      <w:pPr>
+        <w:pStyle w:val="ListParagraph"/>
+        <w:numPr>
+          <w:ilvl w:val="3"/>
+          <w:numId w:val="3"/>
+        </w:numPr>
+        <w:rPr>
+          <w:lang w:val="en-GB"/>
+        </w:rPr>
+      </w:pPr>
+      <w:r>
+        <w:rPr>
+          <w:lang w:val="en-GB"/>
+        </w:rPr>
+        <w:t>Right click on it and copy the ip address.</w:t>
+      </w:r>
+    </w:p>
+    <w:p>
+      <w:pPr>
+        <w:pStyle w:val="ListParagraph"/>
+        <w:numPr>
+          <w:ilvl w:val="3"/>
+          <w:numId w:val="3"/>
+        </w:numPr>
+        <w:rPr>
+          <w:lang w:val="en-GB"/>
+        </w:rPr>
+      </w:pPr>
+      <w:r>
+        <w:rPr>
+          <w:lang w:val="en-GB"/>
+        </w:rPr>
+        <w:t>Paste this IP address in your browser.</w:t>
+      </w:r>
+    </w:p>
+    <w:p>
+      <w:pPr>
+        <w:pStyle w:val="ListParagraph"/>
+        <w:numPr>
+          <w:ilvl w:val="3"/>
+          <w:numId w:val="3"/>
+        </w:numPr>
+        <w:rPr>
+          <w:lang w:val="en-GB"/>
+        </w:rPr>
+      </w:pPr>
+      <w:r>
+        <w:rPr>
+          <w:lang w:val="en-GB"/>
+        </w:rPr>
+        <w:t xml:space="preserve">This should open up the local web page of the gateway </w:t>
+      </w:r>
+      <w:r>
+        <w:rPr>
+          <w:lang w:val="en-GB"/>
+        </w:rPr>
+        <w:t>and list live meter readings.</w:t>
+      </w:r>
+    </w:p>
+    <w:p>
+      <w:pPr>
+        <w:pStyle w:val="ListParagraph"/>
+        <w:numPr>
+          <w:ilvl w:val="2"/>
+          <w:numId w:val="3"/>
+        </w:numPr>
+        <w:rPr>
+          <w:lang w:val="en-GB"/>
+        </w:rPr>
+      </w:pPr>
+      <w:r>
+        <w:rPr>
+          <w:lang w:val="en-GB"/>
+        </w:rPr>
+        <w:t>Wait 2 minutes for the initial values to appear</w:t>
+      </w:r>
+    </w:p>
+    <w:p>
+      <w:pPr>
+        <w:pStyle w:val="ListParagraph"/>
+        <w:numPr>
           <w:ilvl w:val="1"/>
           <w:numId w:val="3"/>
         </w:numPr>
@@ -860,45 +1398,19 @@
       </w:pPr>
       <w:r>
         <w:rPr>
-          <w:lang w:val="en-GB"/>
-        </w:rPr>
-        <w:t>Scan the range of you local WiFi Netwo</w:t>
-      </w:r>
-      <w:r>
-        <w:rPr>
-          <w:lang w:val="en-GB"/>
-        </w:rPr>
-        <w:t>r</w:t>
-      </w:r>
-      <w:r>
-        <w:rPr>
-          <w:lang w:val="en-GB"/>
-        </w:rPr>
-        <w:t>k</w:t>
-      </w:r>
-    </w:p>
-    <w:p>
-      <w:pPr>
-        <w:pStyle w:val="ListParagraph"/>
-        <w:numPr>
-          <w:ilvl w:val="1"/>
-          <w:numId w:val="3"/>
-        </w:numPr>
-        <w:rPr>
-          <w:lang w:val="en-GB"/>
-        </w:rPr>
-      </w:pPr>
-      <w:r>
-        <w:rPr>
-          <w:lang w:val="en-GB"/>
-        </w:rPr>
-        <w:t xml:space="preserve">Look for </w:t>
-      </w:r>
-      <w:r>
-        <w:rPr>
-          <w:lang w:val="en-GB"/>
-        </w:rPr>
-        <w:t>AmpX-Energy-Gateway.lan</w:t>
+          <w:b/>
+          <w:bCs/>
+          <w:lang w:val="en-GB"/>
+        </w:rPr>
+        <w:t xml:space="preserve">Method </w:t>
+      </w:r>
+      <w:r>
+        <w:rPr>
+          <w:b/>
+          <w:bCs/>
+          <w:lang w:val="en-GB"/>
+        </w:rPr>
+        <w:t>Two, by logging into your router.</w:t>
       </w:r>
     </w:p>
     <w:p>
@@ -916,7 +1428,7 @@
         <w:rPr>
           <w:lang w:val="en-GB"/>
         </w:rPr>
-        <w:t>Right click on it and copy the ip address.</w:t>
+        <w:t>Type in the address of your router.</w:t>
       </w:r>
     </w:p>
     <w:p>
@@ -934,8 +1446,17 @@
         <w:rPr>
           <w:lang w:val="en-GB"/>
         </w:rPr>
-        <w:t>Paste this IP address in your browser.</w:t>
-      </w:r>
+        <w:t xml:space="preserve">For example: </w:t>
+      </w:r>
+      <w:hyperlink r:id="rId9" w:history="1">
+        <w:r>
+          <w:rPr>
+            <w:rStyle w:val="Hyperlink"/>
+            <w:lang w:val="en-GB"/>
+          </w:rPr>
+          <w:t>http://192.168.2.1/</w:t>
+        </w:r>
+      </w:hyperlink>
     </w:p>
     <w:p>
       <w:pPr>
@@ -952,20 +1473,15 @@
         <w:rPr>
           <w:lang w:val="en-GB"/>
         </w:rPr>
-        <w:t xml:space="preserve">This should open up the local web page of the gateway </w:t>
-      </w:r>
-      <w:r>
-        <w:rPr>
-          <w:lang w:val="en-GB"/>
-        </w:rPr>
-        <w:t>and list live meter readings.</w:t>
-      </w:r>
-    </w:p>
-    <w:p>
-      <w:pPr>
-        <w:pStyle w:val="ListParagraph"/>
-        <w:numPr>
-          <w:ilvl w:val="1"/>
+        <w:lastRenderedPageBreak/>
+        <w:t>Login with your username and password.</w:t>
+      </w:r>
+    </w:p>
+    <w:p>
+      <w:pPr>
+        <w:pStyle w:val="ListParagraph"/>
+        <w:numPr>
+          <w:ilvl w:val="2"/>
           <w:numId w:val="3"/>
         </w:numPr>
         <w:rPr>
@@ -976,8 +1492,198 @@
         <w:rPr>
           <w:lang w:val="en-GB"/>
         </w:rPr>
-        <w:t>Wait 2 minutes for the initial values to appear</w:t>
-      </w:r>
+        <w:t>Look for “</w:t>
+      </w:r>
+      <w:r>
+        <w:rPr>
+          <w:lang w:val="en-GB"/>
+        </w:rPr>
+        <w:t>AmpX-Energy-Gateway</w:t>
+      </w:r>
+      <w:r>
+        <w:rPr>
+          <w:lang w:val="en-GB"/>
+        </w:rPr>
+        <w:t>” on the device list.</w:t>
+      </w:r>
+    </w:p>
+    <w:p>
+      <w:pPr>
+        <w:pStyle w:val="ListParagraph"/>
+        <w:numPr>
+          <w:ilvl w:val="2"/>
+          <w:numId w:val="3"/>
+        </w:numPr>
+        <w:rPr>
+          <w:lang w:val="en-GB"/>
+        </w:rPr>
+      </w:pPr>
+      <w:r>
+        <w:rPr>
+          <w:lang w:val="en-GB"/>
+        </w:rPr>
+        <w:t>Copy the device IP address.</w:t>
+      </w:r>
+    </w:p>
+    <w:p>
+      <w:pPr>
+        <w:pStyle w:val="ListParagraph"/>
+        <w:numPr>
+          <w:ilvl w:val="2"/>
+          <w:numId w:val="3"/>
+        </w:numPr>
+        <w:rPr>
+          <w:lang w:val="en-GB"/>
+        </w:rPr>
+      </w:pPr>
+      <w:r>
+        <w:rPr>
+          <w:lang w:val="en-GB"/>
+        </w:rPr>
+        <w:t>Paste the IP address in your browser.</w:t>
+      </w:r>
+    </w:p>
+    <w:p>
+      <w:pPr>
+        <w:rPr>
+          <w:b/>
+          <w:bCs/>
+          <w:lang w:val="en-GB"/>
+        </w:rPr>
+      </w:pPr>
+      <w:r>
+        <w:rPr>
+          <w:b/>
+          <w:bCs/>
+          <w:lang w:val="en-GB"/>
+        </w:rPr>
+        <w:t>Router login screen example</w:t>
+      </w:r>
+    </w:p>
+    <w:p>
+      <w:pPr>
+        <w:rPr>
+          <w:lang w:val="en-GB"/>
+        </w:rPr>
+      </w:pPr>
+      <w:r>
+        <w:rPr>
+          <w:lang w:val="en-GB"/>
+        </w:rPr>
+        <w:drawing>
+          <wp:inline distT="0" distB="0" distL="0" distR="0" wp14:anchorId="2F601BDE" wp14:editId="1DB8124C">
+            <wp:extent cx="5731510" cy="3335020"/>
+            <wp:effectExtent l="0" t="0" r="2540" b="0"/>
+            <wp:docPr id="2134845617" name="Picture 1" descr="A screen shot of a device&#10;&#10;AI-generated content may be incorrect."/>
+            <wp:cNvGraphicFramePr>
+              <a:graphicFrameLocks xmlns:a="http://schemas.openxmlformats.org/drawingml/2006/main" noChangeAspect="1"/>
+            </wp:cNvGraphicFramePr>
+            <a:graphic xmlns:a="http://schemas.openxmlformats.org/drawingml/2006/main">
+              <a:graphicData uri="http://schemas.openxmlformats.org/drawingml/2006/picture">
+                <pic:pic xmlns:pic="http://schemas.openxmlformats.org/drawingml/2006/picture">
+                  <pic:nvPicPr>
+                    <pic:cNvPr id="2134845617" name="Picture 1" descr="A screen shot of a device&#10;&#10;AI-generated content may be incorrect."/>
+                    <pic:cNvPicPr/>
+                  </pic:nvPicPr>
+                  <pic:blipFill>
+                    <a:blip r:embed="rId10"/>
+                    <a:stretch>
+                      <a:fillRect/>
+                    </a:stretch>
+                  </pic:blipFill>
+                  <pic:spPr>
+                    <a:xfrm>
+                      <a:off x="0" y="0"/>
+                      <a:ext cx="5731510" cy="3335020"/>
+                    </a:xfrm>
+                    <a:prstGeom prst="rect">
+                      <a:avLst/>
+                    </a:prstGeom>
+                  </pic:spPr>
+                </pic:pic>
+              </a:graphicData>
+            </a:graphic>
+          </wp:inline>
+        </w:drawing>
+      </w:r>
+    </w:p>
+    <w:p>
+      <w:pPr>
+        <w:rPr>
+          <w:b/>
+          <w:bCs/>
+          <w:lang w:val="en-GB"/>
+        </w:rPr>
+      </w:pPr>
+      <w:r>
+        <w:rPr>
+          <w:b/>
+          <w:bCs/>
+          <w:lang w:val="en-GB"/>
+        </w:rPr>
+        <w:t>Device list example</w:t>
+      </w:r>
+    </w:p>
+    <w:p>
+      <w:pPr>
+        <w:rPr>
+          <w:lang w:val="en-GB"/>
+        </w:rPr>
+      </w:pPr>
+      <w:r>
+        <w:rPr>
+          <w:lang w:val="en-GB"/>
+        </w:rPr>
+        <w:drawing>
+          <wp:inline distT="0" distB="0" distL="0" distR="0" wp14:anchorId="042072B9" wp14:editId="0DC6295C">
+            <wp:extent cx="5731510" cy="1869440"/>
+            <wp:effectExtent l="0" t="0" r="2540" b="0"/>
+            <wp:docPr id="592408283" name="Picture 1" descr="A screenshot of a phone&#10;&#10;AI-generated content may be incorrect."/>
+            <wp:cNvGraphicFramePr>
+              <a:graphicFrameLocks xmlns:a="http://schemas.openxmlformats.org/drawingml/2006/main" noChangeAspect="1"/>
+            </wp:cNvGraphicFramePr>
+            <a:graphic xmlns:a="http://schemas.openxmlformats.org/drawingml/2006/main">
+              <a:graphicData uri="http://schemas.openxmlformats.org/drawingml/2006/picture">
+                <pic:pic xmlns:pic="http://schemas.openxmlformats.org/drawingml/2006/picture">
+                  <pic:nvPicPr>
+                    <pic:cNvPr id="592408283" name="Picture 1" descr="A screenshot of a phone&#10;&#10;AI-generated content may be incorrect."/>
+                    <pic:cNvPicPr/>
+                  </pic:nvPicPr>
+                  <pic:blipFill>
+                    <a:blip r:embed="rId11"/>
+                    <a:stretch>
+                      <a:fillRect/>
+                    </a:stretch>
+                  </pic:blipFill>
+                  <pic:spPr>
+                    <a:xfrm>
+                      <a:off x="0" y="0"/>
+                      <a:ext cx="5731510" cy="1869440"/>
+                    </a:xfrm>
+                    <a:prstGeom prst="rect">
+                      <a:avLst/>
+                    </a:prstGeom>
+                  </pic:spPr>
+                </pic:pic>
+              </a:graphicData>
+            </a:graphic>
+          </wp:inline>
+        </w:drawing>
+      </w:r>
+    </w:p>
+    <w:p>
+      <w:pPr>
+        <w:rPr>
+          <w:lang w:val="en-GB"/>
+        </w:rPr>
+      </w:pPr>
+    </w:p>
+    <w:p>
+      <w:pPr>
+        <w:rPr>
+          <w:lang w:val="en-GB"/>
+        </w:rPr>
+      </w:pPr>
     </w:p>
     <w:p>
       <w:pPr>
@@ -1208,6 +1914,95 @@
     </w:lvl>
   </w:abstractNum>
   <w:abstractNum w:abstractNumId="1" w15:restartNumberingAfterBreak="0">
+    <w:nsid w:val="160B60D6"/>
+    <w:multiLevelType w:val="hybridMultilevel"/>
+    <w:tmpl w:val="DCA8B322"/>
+    <w:lvl w:ilvl="0" w:tplc="1000000F">
+      <w:start w:val="1"/>
+      <w:numFmt w:val="decimal"/>
+      <w:lvlText w:val="%1."/>
+      <w:lvlJc w:val="left"/>
+      <w:pPr>
+        <w:ind w:left="720" w:hanging="360"/>
+      </w:pPr>
+      <w:rPr>
+        <w:rFonts w:hint="default"/>
+      </w:rPr>
+    </w:lvl>
+    <w:lvl w:ilvl="1" w:tplc="10000019" w:tentative="1">
+      <w:start w:val="1"/>
+      <w:numFmt w:val="lowerLetter"/>
+      <w:lvlText w:val="%2."/>
+      <w:lvlJc w:val="left"/>
+      <w:pPr>
+        <w:ind w:left="1440" w:hanging="360"/>
+      </w:pPr>
+    </w:lvl>
+    <w:lvl w:ilvl="2" w:tplc="1000001B" w:tentative="1">
+      <w:start w:val="1"/>
+      <w:numFmt w:val="lowerRoman"/>
+      <w:lvlText w:val="%3."/>
+      <w:lvlJc w:val="right"/>
+      <w:pPr>
+        <w:ind w:left="2160" w:hanging="180"/>
+      </w:pPr>
+    </w:lvl>
+    <w:lvl w:ilvl="3" w:tplc="1000000F" w:tentative="1">
+      <w:start w:val="1"/>
+      <w:numFmt w:val="decimal"/>
+      <w:lvlText w:val="%4."/>
+      <w:lvlJc w:val="left"/>
+      <w:pPr>
+        <w:ind w:left="2880" w:hanging="360"/>
+      </w:pPr>
+    </w:lvl>
+    <w:lvl w:ilvl="4" w:tplc="10000019" w:tentative="1">
+      <w:start w:val="1"/>
+      <w:numFmt w:val="lowerLetter"/>
+      <w:lvlText w:val="%5."/>
+      <w:lvlJc w:val="left"/>
+      <w:pPr>
+        <w:ind w:left="3600" w:hanging="360"/>
+      </w:pPr>
+    </w:lvl>
+    <w:lvl w:ilvl="5" w:tplc="1000001B" w:tentative="1">
+      <w:start w:val="1"/>
+      <w:numFmt w:val="lowerRoman"/>
+      <w:lvlText w:val="%6."/>
+      <w:lvlJc w:val="right"/>
+      <w:pPr>
+        <w:ind w:left="4320" w:hanging="180"/>
+      </w:pPr>
+    </w:lvl>
+    <w:lvl w:ilvl="6" w:tplc="1000000F" w:tentative="1">
+      <w:start w:val="1"/>
+      <w:numFmt w:val="decimal"/>
+      <w:lvlText w:val="%7."/>
+      <w:lvlJc w:val="left"/>
+      <w:pPr>
+        <w:ind w:left="5040" w:hanging="360"/>
+      </w:pPr>
+    </w:lvl>
+    <w:lvl w:ilvl="7" w:tplc="10000019" w:tentative="1">
+      <w:start w:val="1"/>
+      <w:numFmt w:val="lowerLetter"/>
+      <w:lvlText w:val="%8."/>
+      <w:lvlJc w:val="left"/>
+      <w:pPr>
+        <w:ind w:left="5760" w:hanging="360"/>
+      </w:pPr>
+    </w:lvl>
+    <w:lvl w:ilvl="8" w:tplc="1000001B" w:tentative="1">
+      <w:start w:val="1"/>
+      <w:numFmt w:val="lowerRoman"/>
+      <w:lvlText w:val="%9."/>
+      <w:lvlJc w:val="right"/>
+      <w:pPr>
+        <w:ind w:left="6480" w:hanging="180"/>
+      </w:pPr>
+    </w:lvl>
+  </w:abstractNum>
+  <w:abstractNum w:abstractNumId="2" w15:restartNumberingAfterBreak="0">
     <w:nsid w:val="27A35B07"/>
     <w:multiLevelType w:val="hybridMultilevel"/>
     <w:tmpl w:val="CFC8B72E"/>
@@ -1320,7 +2115,7 @@
       </w:rPr>
     </w:lvl>
   </w:abstractNum>
-  <w:abstractNum w:abstractNumId="2" w15:restartNumberingAfterBreak="0">
+  <w:abstractNum w:abstractNumId="3" w15:restartNumberingAfterBreak="0">
     <w:nsid w:val="69CE4A98"/>
     <w:multiLevelType w:val="hybridMultilevel"/>
     <w:tmpl w:val="F7D65520"/>
@@ -1360,7 +2155,7 @@
         <w:rFonts w:ascii="Wingdings" w:hAnsi="Wingdings" w:hint="default"/>
       </w:rPr>
     </w:lvl>
-    <w:lvl w:ilvl="3" w:tplc="10000001" w:tentative="1">
+    <w:lvl w:ilvl="3" w:tplc="10000001">
       <w:start w:val="1"/>
       <w:numFmt w:val="bullet"/>
       <w:lvlText w:val=""/>
@@ -1437,10 +2232,13 @@
     <w:abstractNumId w:val="0"/>
   </w:num>
   <w:num w:numId="2" w16cid:durableId="1018970360">
-    <w:abstractNumId w:val="1"/>
+    <w:abstractNumId w:val="2"/>
   </w:num>
   <w:num w:numId="3" w16cid:durableId="1202667476">
-    <w:abstractNumId w:val="2"/>
+    <w:abstractNumId w:val="3"/>
+  </w:num>
+  <w:num w:numId="4" w16cid:durableId="1755711627">
+    <w:abstractNumId w:val="1"/>
   </w:num>
 </w:numbering>
 </file>

--- a/Documentation/Open Energy Gateway User Documentation.docx
+++ b/Documentation/Open Energy Gateway User Documentation.docx
@@ -36,21 +36,15 @@
     <w:p>
       <w:pPr>
         <w:pStyle w:val="Heading2"/>
-        <w:rPr>
-          <w:lang w:val="en-GB"/>
-        </w:rPr>
-      </w:pPr>
-      <w:r>
-        <w:rPr>
-          <w:lang w:val="en-GB"/>
-        </w:rPr>
+      </w:pPr>
+      <w:r>
         <w:t>Connecting the Gateway to Wifi</w:t>
       </w:r>
       <w:r>
-        <w:rPr>
-          <w:lang w:val="en-GB"/>
-        </w:rPr>
-        <w:t xml:space="preserve"> and the internet</w:t>
+        <w:t xml:space="preserve"> and the </w:t>
+      </w:r>
+      <w:r>
+        <w:t>Internet</w:t>
       </w:r>
     </w:p>
     <w:p>
@@ -88,7 +82,31 @@
         <w:rPr>
           <w:lang w:val="en-GB"/>
         </w:rPr>
-        <w:t>Ensure that the WiFi arial is connected.</w:t>
+        <w:t xml:space="preserve">Ensure that the </w:t>
+      </w:r>
+      <w:r>
+        <w:rPr>
+          <w:lang w:val="en-GB"/>
+        </w:rPr>
+        <w:t>Wi-Fi</w:t>
+      </w:r>
+      <w:r>
+        <w:rPr>
+          <w:lang w:val="en-GB"/>
+        </w:rPr>
+        <w:t xml:space="preserve"> </w:t>
+      </w:r>
+      <w:r>
+        <w:rPr>
+          <w:lang w:val="en-GB"/>
+        </w:rPr>
+        <w:t>aerial</w:t>
+      </w:r>
+      <w:r>
+        <w:rPr>
+          <w:lang w:val="en-GB"/>
+        </w:rPr>
+        <w:t xml:space="preserve"> is connected.</w:t>
       </w:r>
     </w:p>
     <w:p>
@@ -106,7 +124,31 @@
         <w:rPr>
           <w:lang w:val="en-GB"/>
         </w:rPr>
-        <w:t>If no WiFi Credentials has been configured yet, the the following will happen.</w:t>
+        <w:t xml:space="preserve">If no </w:t>
+      </w:r>
+      <w:r>
+        <w:rPr>
+          <w:lang w:val="en-GB"/>
+        </w:rPr>
+        <w:t>Wi-Fi</w:t>
+      </w:r>
+      <w:r>
+        <w:rPr>
+          <w:lang w:val="en-GB"/>
+        </w:rPr>
+        <w:t xml:space="preserve"> </w:t>
+      </w:r>
+      <w:r>
+        <w:rPr>
+          <w:lang w:val="en-GB"/>
+        </w:rPr>
+        <w:t>credentials have</w:t>
+      </w:r>
+      <w:r>
+        <w:rPr>
+          <w:lang w:val="en-GB"/>
+        </w:rPr>
+        <w:t xml:space="preserve"> been configured yet, the following will happen.</w:t>
       </w:r>
     </w:p>
     <w:p>
@@ -130,7 +172,39 @@
         <w:rPr>
           <w:lang w:val="en-GB"/>
         </w:rPr>
-        <w:t>Gatway will create a WiFi hotspot, also known as an WiFi Access Point.</w:t>
+        <w:t>Gateway</w:t>
+      </w:r>
+      <w:r>
+        <w:rPr>
+          <w:lang w:val="en-GB"/>
+        </w:rPr>
+        <w:t xml:space="preserve"> will create a WiFi hotspot, also known as </w:t>
+      </w:r>
+      <w:r>
+        <w:rPr>
+          <w:lang w:val="en-GB"/>
+        </w:rPr>
+        <w:t>a</w:t>
+      </w:r>
+      <w:r>
+        <w:rPr>
+          <w:lang w:val="en-GB"/>
+        </w:rPr>
+        <w:t xml:space="preserve"> </w:t>
+      </w:r>
+      <w:proofErr w:type="spellStart"/>
+      <w:r>
+        <w:rPr>
+          <w:lang w:val="en-GB"/>
+        </w:rPr>
+        <w:t>WiFi</w:t>
+      </w:r>
+      <w:proofErr w:type="spellEnd"/>
+      <w:r>
+        <w:rPr>
+          <w:lang w:val="en-GB"/>
+        </w:rPr>
+        <w:t xml:space="preserve"> Access Point.</w:t>
       </w:r>
     </w:p>
     <w:p>
@@ -250,7 +324,31 @@
         <w:rPr>
           <w:lang w:val="en-GB"/>
         </w:rPr>
-        <w:t xml:space="preserve">Once connected it should automatically open your browser and to the following IP address: </w:t>
+        <w:t>Once connected</w:t>
+      </w:r>
+      <w:r>
+        <w:rPr>
+          <w:lang w:val="en-GB"/>
+        </w:rPr>
+        <w:t>,</w:t>
+      </w:r>
+      <w:r>
+        <w:rPr>
+          <w:lang w:val="en-GB"/>
+        </w:rPr>
+        <w:t xml:space="preserve"> it should automatically open your browser and </w:t>
+      </w:r>
+      <w:r>
+        <w:rPr>
+          <w:lang w:val="en-GB"/>
+        </w:rPr>
+        <w:t xml:space="preserve">go </w:t>
+      </w:r>
+      <w:r>
+        <w:rPr>
+          <w:lang w:val="en-GB"/>
+        </w:rPr>
+        <w:t xml:space="preserve">to the following IP address: </w:t>
       </w:r>
       <w:r>
         <w:rPr>
@@ -282,6 +380,14 @@
           <w:bCs/>
           <w:lang w:val="en-GB"/>
         </w:rPr>
+        <w:t>.</w:t>
+      </w:r>
+      <w:r>
+        <w:rPr>
+          <w:b/>
+          <w:bCs/>
+          <w:lang w:val="en-GB"/>
+        </w:rPr>
         <w:t xml:space="preserve"> </w:t>
       </w:r>
       <w:r>
@@ -318,7 +424,19 @@
         <w:rPr>
           <w:lang w:val="en-GB"/>
         </w:rPr>
-        <w:t>On this IP address you should see the following screen:</w:t>
+        <w:t>On this IP address</w:t>
+      </w:r>
+      <w:r>
+        <w:rPr>
+          <w:lang w:val="en-GB"/>
+        </w:rPr>
+        <w:t>,</w:t>
+      </w:r>
+      <w:r>
+        <w:rPr>
+          <w:lang w:val="en-GB"/>
+        </w:rPr>
+        <w:t xml:space="preserve"> you should see the following screen:</w:t>
       </w:r>
     </w:p>
     <w:p>
@@ -354,7 +472,19 @@
         <w:rPr>
           <w:lang w:val="en-GB"/>
         </w:rPr>
-        <w:t>Then a screen will come up listing all the available Wifi networks. Select the WiFi you want to connect to here.</w:t>
+        <w:t xml:space="preserve">Then a screen will come up listing all the available </w:t>
+      </w:r>
+      <w:r>
+        <w:rPr>
+          <w:lang w:val="en-GB"/>
+        </w:rPr>
+        <w:t>Wi-Fi</w:t>
+      </w:r>
+      <w:r>
+        <w:rPr>
+          <w:lang w:val="en-GB"/>
+        </w:rPr>
+        <w:t xml:space="preserve"> networks. Select the WiFi you want to connect to here.</w:t>
       </w:r>
     </w:p>
     <w:p>
@@ -372,7 +502,31 @@
         <w:rPr>
           <w:lang w:val="en-GB"/>
         </w:rPr>
-        <w:t>Type in you WiFi password and tap save.</w:t>
+        <w:t xml:space="preserve">Type in </w:t>
+      </w:r>
+      <w:r>
+        <w:rPr>
+          <w:lang w:val="en-GB"/>
+        </w:rPr>
+        <w:t>your</w:t>
+      </w:r>
+      <w:r>
+        <w:rPr>
+          <w:lang w:val="en-GB"/>
+        </w:rPr>
+        <w:t xml:space="preserve"> </w:t>
+      </w:r>
+      <w:r>
+        <w:rPr>
+          <w:lang w:val="en-GB"/>
+        </w:rPr>
+        <w:t>Wi-Fi</w:t>
+      </w:r>
+      <w:r>
+        <w:rPr>
+          <w:lang w:val="en-GB"/>
+        </w:rPr>
+        <w:t xml:space="preserve"> password and tap save.</w:t>
       </w:r>
     </w:p>
     <w:p>
@@ -571,6 +725,7 @@
       </w:r>
       <w:r>
         <w:rPr>
+          <w:noProof/>
           <w:lang w:val="en-GB"/>
         </w:rPr>
         <w:drawing>
@@ -744,14 +899,8 @@
     <w:p>
       <w:pPr>
         <w:pStyle w:val="Heading2"/>
-        <w:rPr>
-          <w:lang w:val="en-GB"/>
-        </w:rPr>
-      </w:pPr>
-      <w:r>
-        <w:rPr>
-          <w:lang w:val="en-GB"/>
-        </w:rPr>
+      </w:pPr>
+      <w:r>
         <w:t>Connecting the Gateway to your energy meter</w:t>
       </w:r>
     </w:p>
@@ -902,7 +1051,21 @@
         <w:rPr>
           <w:lang w:val="en-GB"/>
         </w:rPr>
-        <w:t>Set the IP address to: 192.168.2.122</w:t>
+        <w:t xml:space="preserve">Set the IP address </w:t>
+      </w:r>
+      <w:proofErr w:type="gramStart"/>
+      <w:r>
+        <w:rPr>
+          <w:lang w:val="en-GB"/>
+        </w:rPr>
+        <w:t>to:</w:t>
+      </w:r>
+      <w:proofErr w:type="gramEnd"/>
+      <w:r>
+        <w:rPr>
+          <w:lang w:val="en-GB"/>
+        </w:rPr>
+        <w:t xml:space="preserve"> 192.168.2.122</w:t>
       </w:r>
     </w:p>
     <w:p>
@@ -920,7 +1083,21 @@
         <w:rPr>
           <w:lang w:val="en-GB"/>
         </w:rPr>
-        <w:t>Set the Subnet Mask to: 255.255.255.0</w:t>
+        <w:t xml:space="preserve">Set the Subnet Mask </w:t>
+      </w:r>
+      <w:proofErr w:type="gramStart"/>
+      <w:r>
+        <w:rPr>
+          <w:lang w:val="en-GB"/>
+        </w:rPr>
+        <w:t>to:</w:t>
+      </w:r>
+      <w:proofErr w:type="gramEnd"/>
+      <w:r>
+        <w:rPr>
+          <w:lang w:val="en-GB"/>
+        </w:rPr>
+        <w:t xml:space="preserve"> 255.255.255.0</w:t>
       </w:r>
     </w:p>
     <w:p>
@@ -938,7 +1115,21 @@
         <w:rPr>
           <w:lang w:val="en-GB"/>
         </w:rPr>
-        <w:t>Set the Gateway Address to: 192.168.2.1</w:t>
+        <w:t xml:space="preserve">Set the Gateway Address </w:t>
+      </w:r>
+      <w:proofErr w:type="gramStart"/>
+      <w:r>
+        <w:rPr>
+          <w:lang w:val="en-GB"/>
+        </w:rPr>
+        <w:t>to:</w:t>
+      </w:r>
+      <w:proofErr w:type="gramEnd"/>
+      <w:r>
+        <w:rPr>
+          <w:lang w:val="en-GB"/>
+        </w:rPr>
+        <w:t xml:space="preserve"> 192.168.2.1</w:t>
       </w:r>
     </w:p>
     <w:p>
@@ -1121,7 +1312,19 @@
         <w:rPr>
           <w:lang w:val="en-GB"/>
         </w:rPr>
-        <w:t>Connecting to the local webserver on the gateway</w:t>
+        <w:t xml:space="preserve">Connecting to the local </w:t>
+      </w:r>
+      <w:r>
+        <w:rPr>
+          <w:lang w:val="en-GB"/>
+        </w:rPr>
+        <w:t>web server</w:t>
+      </w:r>
+      <w:r>
+        <w:rPr>
+          <w:lang w:val="en-GB"/>
+        </w:rPr>
+        <w:t xml:space="preserve"> on the gateway</w:t>
       </w:r>
     </w:p>
     <w:p>
@@ -1163,7 +1366,31 @@
         <w:rPr>
           <w:lang w:val="en-GB"/>
         </w:rPr>
-        <w:t xml:space="preserve">gateway on your local network. One by using an IP Scanner tool, two by logging into your WiFi router and </w:t>
+        <w:t>gateway on your local network. One</w:t>
+      </w:r>
+      <w:r>
+        <w:rPr>
+          <w:lang w:val="en-GB"/>
+        </w:rPr>
+        <w:t>,</w:t>
+      </w:r>
+      <w:r>
+        <w:rPr>
+          <w:lang w:val="en-GB"/>
+        </w:rPr>
+        <w:t xml:space="preserve"> by using an IP Scanner tool, two</w:t>
+      </w:r>
+      <w:r>
+        <w:rPr>
+          <w:lang w:val="en-GB"/>
+        </w:rPr>
+        <w:t>,</w:t>
+      </w:r>
+      <w:r>
+        <w:rPr>
+          <w:lang w:val="en-GB"/>
+        </w:rPr>
+        <w:t xml:space="preserve"> by logging into your WiFi router and </w:t>
       </w:r>
       <w:r>
         <w:rPr>
@@ -1268,7 +1495,33 @@
         <w:rPr>
           <w:lang w:val="en-GB"/>
         </w:rPr>
-        <w:t>Scan the range of you local WiFi Netwo</w:t>
+        <w:t xml:space="preserve">Scan the range of </w:t>
+      </w:r>
+      <w:r>
+        <w:rPr>
+          <w:lang w:val="en-GB"/>
+        </w:rPr>
+        <w:t>your</w:t>
+      </w:r>
+      <w:r>
+        <w:rPr>
+          <w:lang w:val="en-GB"/>
+        </w:rPr>
+        <w:t xml:space="preserve"> local </w:t>
+      </w:r>
+      <w:proofErr w:type="spellStart"/>
+      <w:r>
+        <w:rPr>
+          <w:lang w:val="en-GB"/>
+        </w:rPr>
+        <w:t>WiFi</w:t>
+      </w:r>
+      <w:proofErr w:type="spellEnd"/>
+      <w:r>
+        <w:rPr>
+          <w:lang w:val="en-GB"/>
+        </w:rPr>
+        <w:t xml:space="preserve"> Netwo</w:t>
       </w:r>
       <w:r>
         <w:rPr>
@@ -1304,7 +1557,13 @@
         <w:rPr>
           <w:lang w:val="en-GB"/>
         </w:rPr>
-        <w:t>AmpX-Energy-Gateway.lan</w:t>
+        <w:t>AmpX-Energy-</w:t>
+      </w:r>
+      <w:r>
+        <w:rPr>
+          <w:lang w:val="en-GB"/>
+        </w:rPr>
+        <w:t>Gateway. 100001 (Replace 100001 with the serial number of your gateway)</w:t>
       </w:r>
     </w:p>
     <w:p>
@@ -1322,7 +1581,25 @@
         <w:rPr>
           <w:lang w:val="en-GB"/>
         </w:rPr>
-        <w:t>Right click on it and copy the ip address.</w:t>
+        <w:t>Right-click</w:t>
+      </w:r>
+      <w:r>
+        <w:rPr>
+          <w:lang w:val="en-GB"/>
+        </w:rPr>
+        <w:t xml:space="preserve"> on it and copy the </w:t>
+      </w:r>
+      <w:r>
+        <w:rPr>
+          <w:lang w:val="en-GB"/>
+        </w:rPr>
+        <w:t>IP</w:t>
+      </w:r>
+      <w:r>
+        <w:rPr>
+          <w:lang w:val="en-GB"/>
+        </w:rPr>
+        <w:t xml:space="preserve"> address.</w:t>
       </w:r>
     </w:p>
     <w:p>
@@ -1358,7 +1635,21 @@
         <w:rPr>
           <w:lang w:val="en-GB"/>
         </w:rPr>
-        <w:t xml:space="preserve">This should open up the local web page of the gateway </w:t>
+        <w:t xml:space="preserve">This should </w:t>
+      </w:r>
+      <w:proofErr w:type="gramStart"/>
+      <w:r>
+        <w:rPr>
+          <w:lang w:val="en-GB"/>
+        </w:rPr>
+        <w:t>open up</w:t>
+      </w:r>
+      <w:proofErr w:type="gramEnd"/>
+      <w:r>
+        <w:rPr>
+          <w:lang w:val="en-GB"/>
+        </w:rPr>
+        <w:t xml:space="preserve"> the local web page of the gateway </w:t>
       </w:r>
       <w:r>
         <w:rPr>
@@ -1473,7 +1764,6 @@
         <w:rPr>
           <w:lang w:val="en-GB"/>
         </w:rPr>
-        <w:lastRenderedPageBreak/>
         <w:t>Login with your username and password.</w:t>
       </w:r>
     </w:p>
@@ -1568,6 +1858,7 @@
       </w:pPr>
       <w:r>
         <w:rPr>
+          <w:noProof/>
           <w:lang w:val="en-GB"/>
         </w:rPr>
         <w:drawing>
@@ -1632,8 +1923,10 @@
       </w:pPr>
       <w:r>
         <w:rPr>
-          <w:lang w:val="en-GB"/>
-        </w:rPr>
+          <w:noProof/>
+          <w:lang w:val="en-GB"/>
+        </w:rPr>
+        <w:lastRenderedPageBreak/>
         <w:drawing>
           <wp:inline distT="0" distB="0" distL="0" distR="0" wp14:anchorId="042072B9" wp14:editId="0DC6295C">
             <wp:extent cx="5731510" cy="1869440"/>
@@ -1700,7 +1993,19 @@
         <w:rPr>
           <w:lang w:val="en-GB"/>
         </w:rPr>
-        <w:t>On a android phone</w:t>
+        <w:t>On a</w:t>
+      </w:r>
+      <w:r>
+        <w:rPr>
+          <w:lang w:val="en-GB"/>
+        </w:rPr>
+        <w:t>n</w:t>
+      </w:r>
+      <w:r>
+        <w:rPr>
+          <w:lang w:val="en-GB"/>
+        </w:rPr>
+        <w:t xml:space="preserve"> android phone</w:t>
       </w:r>
     </w:p>
     <w:p>
@@ -1724,7 +2029,13 @@
         <w:rPr>
           <w:lang w:val="en-GB"/>
         </w:rPr>
-        <w:t>a IP Scanner app such as WiFiman</w:t>
+        <w:t>an</w:t>
+      </w:r>
+      <w:r>
+        <w:rPr>
+          <w:lang w:val="en-GB"/>
+        </w:rPr>
+        <w:t xml:space="preserve"> IP Scanner app such as WiFiman</w:t>
       </w:r>
     </w:p>
     <w:p>
@@ -1748,27 +2059,82 @@
     </w:p>
     <w:p>
       <w:pPr>
-        <w:rPr>
-          <w:lang w:val="en-GB"/>
-        </w:rPr>
-      </w:pPr>
-    </w:p>
-    <w:p>
-      <w:pPr>
-        <w:rPr>
-          <w:lang w:val="en-GB"/>
-        </w:rPr>
-      </w:pPr>
-    </w:p>
-    <w:p>
-      <w:pPr>
-        <w:rPr>
-          <w:lang w:val="en-GB"/>
-        </w:rPr>
-      </w:pPr>
-    </w:p>
-    <w:p>
-      <w:pPr>
+        <w:pStyle w:val="Heading2"/>
+        <w:rPr>
+          <w:lang w:val="en-GB"/>
+        </w:rPr>
+      </w:pPr>
+      <w:r>
+        <w:rPr>
+          <w:lang w:val="en-GB"/>
+        </w:rPr>
+        <w:t>Connecting to the online portal</w:t>
+      </w:r>
+    </w:p>
+    <w:p>
+      <w:pPr>
+        <w:pStyle w:val="ListParagraph"/>
+        <w:numPr>
+          <w:ilvl w:val="0"/>
+          <w:numId w:val="3"/>
+        </w:numPr>
+        <w:rPr>
+          <w:lang w:val="en-GB"/>
+        </w:rPr>
+      </w:pPr>
+      <w:r>
+        <w:rPr>
+          <w:lang w:val="en-GB"/>
+        </w:rPr>
+        <w:t xml:space="preserve">Go to the following URL: </w:t>
+      </w:r>
+      <w:hyperlink r:id="rId12" w:history="1">
+        <w:r>
+          <w:rPr>
+            <w:rStyle w:val="Hyperlink"/>
+            <w:lang w:val="en-GB"/>
+          </w:rPr>
+          <w:t>https://ampx.app/</w:t>
+        </w:r>
+      </w:hyperlink>
+    </w:p>
+    <w:p>
+      <w:pPr>
+        <w:pStyle w:val="ListParagraph"/>
+        <w:numPr>
+          <w:ilvl w:val="0"/>
+          <w:numId w:val="3"/>
+        </w:numPr>
+        <w:rPr>
+          <w:lang w:val="en-GB"/>
+        </w:rPr>
+      </w:pPr>
+      <w:r>
+        <w:rPr>
+          <w:lang w:val="en-GB"/>
+        </w:rPr>
+        <w:t xml:space="preserve">If you are already registered, then </w:t>
+      </w:r>
+      <w:r>
+        <w:rPr>
+          <w:lang w:val="en-GB"/>
+        </w:rPr>
+        <w:t>log in</w:t>
+      </w:r>
+      <w:r>
+        <w:rPr>
+          <w:lang w:val="en-GB"/>
+        </w:rPr>
+        <w:t>. If you are not registered yet, then register</w:t>
+      </w:r>
+    </w:p>
+    <w:p>
+      <w:pPr>
+        <w:pStyle w:val="ListParagraph"/>
+        <w:numPr>
+          <w:ilvl w:val="0"/>
+          <w:numId w:val="3"/>
+        </w:numPr>
         <w:rPr>
           <w:lang w:val="en-GB"/>
         </w:rPr>
@@ -1790,7 +2156,7 @@
     </w:p>
     <w:sectPr>
       <w:pgSz w:w="11906" w:h="16838"/>
-      <w:pgMar w:top="1440" w:right="1440" w:bottom="1440" w:left="1440" w:header="708" w:footer="708" w:gutter="0"/>
+      <w:pgMar w:top="720" w:right="720" w:bottom="720" w:left="720" w:header="708" w:footer="708" w:gutter="0"/>
       <w:cols w:space="708"/>
       <w:docGrid w:linePitch="360"/>
     </w:sectPr>
@@ -2118,7 +2484,7 @@
   <w:abstractNum w:abstractNumId="3" w15:restartNumberingAfterBreak="0">
     <w:nsid w:val="69CE4A98"/>
     <w:multiLevelType w:val="hybridMultilevel"/>
-    <w:tmpl w:val="F7D65520"/>
+    <w:tmpl w:val="93A21618"/>
     <w:lvl w:ilvl="0" w:tplc="10000001">
       <w:start w:val="1"/>
       <w:numFmt w:val="bullet"/>
